--- a/downloads/teacher/05 Materials/Unit 01/Handouts/Handout 01.03 - What Would You Do Scenarios.docx
+++ b/downloads/teacher/05 Materials/Unit 01/Handouts/Handout 01.03 - What Would You Do Scenarios.docx
@@ -240,15 +240,15 @@
       <w:r>
         <w:t xml:space="preserve">Every answer has three lines:</w:t>
       </w:r>
-      <w:r>
-        <w:t xml:space="preserve"> </w:t>
-      </w:r>
-      <w:r>
-        <w:t xml:space="preserve">1.</w:t>
-      </w:r>
-      <w:r>
-        <w:t xml:space="preserve"> </w:t>
-      </w:r>
+    </w:p>
+    <w:p>
+      <w:pPr>
+        <w:numPr>
+          <w:ilvl w:val="0"/>
+          <w:numId w:val="1003"/>
+        </w:numPr>
+        <w:pStyle w:val="Compact"/>
+      </w:pPr>
       <w:r>
         <w:rPr>
           <w:b/>
@@ -261,15 +261,15 @@
       <w:r>
         <w:t xml:space="preserve">What do you do about the thing that is dangerous?</w:t>
       </w:r>
-      <w:r>
-        <w:t xml:space="preserve"> </w:t>
-      </w:r>
-      <w:r>
-        <w:t xml:space="preserve">2.</w:t>
-      </w:r>
-      <w:r>
-        <w:t xml:space="preserve"> </w:t>
-      </w:r>
+    </w:p>
+    <w:p>
+      <w:pPr>
+        <w:numPr>
+          <w:ilvl w:val="0"/>
+          <w:numId w:val="1003"/>
+        </w:numPr>
+        <w:pStyle w:val="Compact"/>
+      </w:pPr>
       <w:r>
         <w:rPr>
           <w:b/>
@@ -282,15 +282,15 @@
       <w:r>
         <w:t xml:space="preserve">What do you do for anyone hurt? (If nobody is hurt, say so.)</w:t>
       </w:r>
-      <w:r>
-        <w:t xml:space="preserve"> </w:t>
-      </w:r>
-      <w:r>
-        <w:t xml:space="preserve">3.</w:t>
-      </w:r>
-      <w:r>
-        <w:t xml:space="preserve"> </w:t>
-      </w:r>
+    </w:p>
+    <w:p>
+      <w:pPr>
+        <w:numPr>
+          <w:ilvl w:val="0"/>
+          <w:numId w:val="1003"/>
+        </w:numPr>
+        <w:pStyle w:val="Compact"/>
+      </w:pPr>
       <w:r>
         <w:rPr>
           <w:b/>
@@ -2006,6 +2006,36 @@
     </w:lvlOverride>
   </w:num>
   <w:num w:numId="1002">
+    <w:abstractNumId w:val="99411"/>
+    <w:lvlOverride w:ilvl="0">
+      <w:startOverride w:val="1"/>
+    </w:lvlOverride>
+    <w:lvlOverride w:ilvl="1">
+      <w:startOverride w:val="1"/>
+    </w:lvlOverride>
+    <w:lvlOverride w:ilvl="2">
+      <w:startOverride w:val="1"/>
+    </w:lvlOverride>
+    <w:lvlOverride w:ilvl="3">
+      <w:startOverride w:val="1"/>
+    </w:lvlOverride>
+    <w:lvlOverride w:ilvl="4">
+      <w:startOverride w:val="1"/>
+    </w:lvlOverride>
+    <w:lvlOverride w:ilvl="5">
+      <w:startOverride w:val="1"/>
+    </w:lvlOverride>
+    <w:lvlOverride w:ilvl="6">
+      <w:startOverride w:val="1"/>
+    </w:lvlOverride>
+    <w:lvlOverride w:ilvl="7">
+      <w:startOverride w:val="1"/>
+    </w:lvlOverride>
+    <w:lvlOverride w:ilvl="8">
+      <w:startOverride w:val="1"/>
+    </w:lvlOverride>
+  </w:num>
+  <w:num w:numId="1003">
     <w:abstractNumId w:val="99411"/>
     <w:lvlOverride w:ilvl="0">
       <w:startOverride w:val="1"/>

--- a/downloads/teacher/05 Materials/Unit 01/Handouts/Handout 01.03 - What Would You Do Scenarios.docx
+++ b/downloads/teacher/05 Materials/Unit 01/Handouts/Handout 01.03 - What Would You Do Scenarios.docx
@@ -1501,22 +1501,7 @@
               <w:jc w:val="left"/>
             </w:pPr>
             <w:r>
-              <w:t xml:space="preserve">Yes, right away. Where to look: the Safety Data Sheet (SDS) binder</w:t>
-            </w:r>
-            <w:r>
-              <w:t xml:space="preserve"> </w:t>
-            </w:r>
-            <w:r>
-              <w:rPr>
-                <w:rStyle w:val="TeacherNote"/>
-              </w:rPr>
-              <w:t xml:space="preserve">[Sal: name its real location],</w:t>
-            </w:r>
-            <w:r>
-              <w:t xml:space="preserve"> </w:t>
-            </w:r>
-            <w:r>
-              <w:t xml:space="preserve">which says what is in a product, what it does to you, and what to do if it gets on skin or in eyes.</w:t>
+              <w:t xml:space="preserve">Yes, right away. Where to look: the Safety Data Sheet (SDS) binder, which says what is in a product, what it does to you, and what to do if it gets on skin or in eyes.</w:t>
             </w:r>
           </w:p>
         </w:tc>
